--- a/12_Letterhead/03_Sample-Letters/AurisNexus_Sample_Formal_Bid-Clarification-Letter.docx
+++ b/12_Letterhead/03_Sample-Letters/AurisNexus_Sample_Formal_Bid-Clarification-Letter.docx
@@ -1510,7 +1510,7 @@
         <w:pStyle w:val="SignatureName"/>
       </w:pPr>
       <w:r>
-        <w:t xml:space="preserve">[Full Name]</w:t>
+        <w:t xml:space="preserve">Loyiso Ngcala</w:t>
       </w:r>
     </w:p>
     <w:p>
@@ -1625,8 +1625,8 @@
       <w:rPr>
         <w:rFonts w:ascii="Source Sans 3" w:cs="Source Sans 3" w:eastAsia="Source Sans 3" w:hAnsi="Source Sans 3"/>
         <w:color w:val="001A48"/>
-        <w:sz w:val="15"/>
-        <w:szCs w:val="15"/>
+        <w:sz w:val="16"/>
+        <w:szCs w:val="16"/>
       </w:rPr>
       <w:t xml:space="preserve">Auris Nexus Technologies (Pty) Ltd</w:t>
     </w:r>
@@ -1634,17 +1634,17 @@
       <w:rPr>
         <w:rFonts w:ascii="Source Sans 3" w:cs="Source Sans 3" w:eastAsia="Source Sans 3" w:hAnsi="Source Sans 3"/>
         <w:color w:val="BDC1C5"/>
-        <w:sz w:val="15"/>
-        <w:szCs w:val="15"/>
+        <w:sz w:val="16"/>
+        <w:szCs w:val="16"/>
       </w:rPr>
       <w:t xml:space="preserve">   |   </w:t>
     </w:r>
     <w:r>
       <w:rPr>
         <w:rFonts w:ascii="Source Sans 3" w:cs="Source Sans 3" w:eastAsia="Source Sans 3" w:hAnsi="Source Sans 3"/>
-        <w:color w:val="5A646E"/>
-        <w:sz w:val="15"/>
-        <w:szCs w:val="15"/>
+        <w:color w:val="22282F"/>
+        <w:sz w:val="16"/>
+        <w:szCs w:val="16"/>
       </w:rPr>
       <w:t xml:space="preserve">Registration No. 2026/606690/07</w:t>
     </w:r>
@@ -1652,17 +1652,17 @@
       <w:rPr>
         <w:rFonts w:ascii="Source Sans 3" w:cs="Source Sans 3" w:eastAsia="Source Sans 3" w:hAnsi="Source Sans 3"/>
         <w:color w:val="BDC1C5"/>
-        <w:sz w:val="15"/>
-        <w:szCs w:val="15"/>
+        <w:sz w:val="16"/>
+        <w:szCs w:val="16"/>
       </w:rPr>
       <w:t xml:space="preserve">   |   </w:t>
     </w:r>
     <w:r>
       <w:rPr>
         <w:rFonts w:ascii="Source Sans 3" w:cs="Source Sans 3" w:eastAsia="Source Sans 3" w:hAnsi="Source Sans 3"/>
-        <w:color w:val="5A646E"/>
-        <w:sz w:val="15"/>
-        <w:szCs w:val="15"/>
+        <w:color w:val="22282F"/>
+        <w:sz w:val="16"/>
+        <w:szCs w:val="16"/>
       </w:rPr>
       <w:t xml:space="preserve">B-BBEE Level 1</w:t>
     </w:r>
@@ -1672,18 +1672,18 @@
     <w:r>
       <w:rPr>
         <w:rFonts w:ascii="Source Sans 3" w:cs="Source Sans 3" w:eastAsia="Source Sans 3" w:hAnsi="Source Sans 3"/>
-        <w:color w:val="5A646E"/>
-        <w:sz w:val="15"/>
-        <w:szCs w:val="15"/>
+        <w:color w:val="22282F"/>
+        <w:sz w:val="16"/>
+        <w:szCs w:val="16"/>
       </w:rPr>
       <w:t xml:space="preserve">Page </w:t>
     </w:r>
     <w:r>
       <w:rPr>
         <w:rFonts w:ascii="Source Sans 3" w:cs="Source Sans 3" w:eastAsia="Source Sans 3" w:hAnsi="Source Sans 3"/>
-        <w:color w:val="5A646E"/>
-        <w:sz w:val="15"/>
-        <w:szCs w:val="15"/>
+        <w:color w:val="22282F"/>
+        <w:sz w:val="16"/>
+        <w:szCs w:val="16"/>
       </w:rPr>
       <w:fldChar w:fldCharType="begin"/>
       <w:instrText xml:space="preserve">PAGE</w:instrText>
@@ -1693,18 +1693,18 @@
     <w:r>
       <w:rPr>
         <w:rFonts w:ascii="Source Sans 3" w:cs="Source Sans 3" w:eastAsia="Source Sans 3" w:hAnsi="Source Sans 3"/>
-        <w:color w:val="5A646E"/>
-        <w:sz w:val="15"/>
-        <w:szCs w:val="15"/>
+        <w:color w:val="22282F"/>
+        <w:sz w:val="16"/>
+        <w:szCs w:val="16"/>
       </w:rPr>
       <w:t xml:space="preserve"> of </w:t>
     </w:r>
     <w:r>
       <w:rPr>
         <w:rFonts w:ascii="Source Sans 3" w:cs="Source Sans 3" w:eastAsia="Source Sans 3" w:hAnsi="Source Sans 3"/>
-        <w:color w:val="5A646E"/>
-        <w:sz w:val="15"/>
-        <w:szCs w:val="15"/>
+        <w:color w:val="22282F"/>
+        <w:sz w:val="16"/>
+        <w:szCs w:val="16"/>
       </w:rPr>
       <w:fldChar w:fldCharType="begin"/>
       <w:instrText xml:space="preserve">NUMPAGES</w:instrText>
@@ -1798,9 +1798,9 @@
           <w:r>
             <w:rPr>
               <w:rFonts w:ascii="Source Sans 3" w:cs="Source Sans 3" w:eastAsia="Source Sans 3" w:hAnsi="Source Sans 3"/>
-              <w:color w:val="5A646E"/>
-              <w:sz w:val="15"/>
-              <w:szCs w:val="15"/>
+              <w:color w:val="22282F"/>
+              <w:sz w:val="16"/>
+              <w:szCs w:val="16"/>
             </w:rPr>
             <w:t xml:space="preserve">Registration No. 2026/606690/07</w:t>
           </w:r>
@@ -1813,9 +1813,9 @@
           <w:r>
             <w:rPr>
               <w:rFonts w:ascii="Source Sans 3" w:cs="Source Sans 3" w:eastAsia="Source Sans 3" w:hAnsi="Source Sans 3"/>
-              <w:color w:val="5A646E"/>
-              <w:sz w:val="15"/>
-              <w:szCs w:val="15"/>
+              <w:color w:val="22282F"/>
+              <w:sz w:val="16"/>
+              <w:szCs w:val="16"/>
             </w:rPr>
             <w:t xml:space="preserve">B-BBEE Level 1</w:t>
           </w:r>
@@ -1846,9 +1846,9 @@
           <w:r>
             <w:rPr>
               <w:rFonts w:ascii="Source Sans 3" w:cs="Source Sans 3" w:eastAsia="Source Sans 3" w:hAnsi="Source Sans 3"/>
-              <w:color w:val="5A646E"/>
-              <w:sz w:val="15"/>
-              <w:szCs w:val="15"/>
+              <w:color w:val="22282F"/>
+              <w:sz w:val="16"/>
+              <w:szCs w:val="16"/>
             </w:rPr>
             <w:t xml:space="preserve">140 Linden Road</w:t>
           </w:r>
@@ -1861,9 +1861,9 @@
           <w:r>
             <w:rPr>
               <w:rFonts w:ascii="Source Sans 3" w:cs="Source Sans 3" w:eastAsia="Source Sans 3" w:hAnsi="Source Sans 3"/>
-              <w:color w:val="5A646E"/>
-              <w:sz w:val="15"/>
-              <w:szCs w:val="15"/>
+              <w:color w:val="22282F"/>
+              <w:sz w:val="16"/>
+              <w:szCs w:val="16"/>
             </w:rPr>
             <w:t xml:space="preserve">Sandown, Sandton</w:t>
           </w:r>
@@ -1876,9 +1876,9 @@
           <w:r>
             <w:rPr>
               <w:rFonts w:ascii="Source Sans 3" w:cs="Source Sans 3" w:eastAsia="Source Sans 3" w:hAnsi="Source Sans 3"/>
-              <w:color w:val="5A646E"/>
-              <w:sz w:val="15"/>
-              <w:szCs w:val="15"/>
+              <w:color w:val="22282F"/>
+              <w:sz w:val="16"/>
+              <w:szCs w:val="16"/>
             </w:rPr>
             <w:t xml:space="preserve">Gauteng, South Africa</w:t>
           </w:r>
@@ -1909,7 +1909,7 @@
           <w:r>
             <w:rPr>
               <w:rFonts w:ascii="Saira SemiBold" w:cs="Saira SemiBold" w:eastAsia="Saira SemiBold" w:hAnsi="Saira SemiBold"/>
-              <w:color w:val="0B5E9A"/>
+              <w:color w:val="001A48"/>
               <w:sz w:val="14"/>
               <w:szCs w:val="14"/>
             </w:rPr>
@@ -1918,19 +1918,19 @@
           <w:r>
             <w:rPr>
               <w:rFonts w:ascii="Source Sans 3" w:cs="Source Sans 3" w:eastAsia="Source Sans 3" w:hAnsi="Source Sans 3"/>
-              <w:color w:val="5A646E"/>
-              <w:sz w:val="15"/>
-              <w:szCs w:val="15"/>
+              <w:color w:val="22282F"/>
+              <w:sz w:val="16"/>
+              <w:szCs w:val="16"/>
             </w:rPr>
             <w:t xml:space="preserve">   </w:t>
           </w:r>
-          <w:hyperlink w:history="1" r:id="rIdl1pfzudjxtfjl_jx9cudv">
+          <w:hyperlink w:history="1" r:id="rIdgxc9ykdiiqo-jct_cawbg">
             <w:r>
               <w:rPr>
                 <w:rFonts w:ascii="Source Sans 3" w:cs="Source Sans 3" w:eastAsia="Source Sans 3" w:hAnsi="Source Sans 3"/>
-                <w:color w:val="5A646E"/>
-                <w:sz w:val="15"/>
-                <w:szCs w:val="15"/>
+                <w:color w:val="22282F"/>
+                <w:sz w:val="16"/>
+                <w:szCs w:val="16"/>
               </w:rPr>
               <w:t xml:space="preserve">063 122 6552</w:t>
             </w:r>
@@ -1944,7 +1944,7 @@
           <w:r>
             <w:rPr>
               <w:rFonts w:ascii="Saira SemiBold" w:cs="Saira SemiBold" w:eastAsia="Saira SemiBold" w:hAnsi="Saira SemiBold"/>
-              <w:color w:val="0B5E9A"/>
+              <w:color w:val="001A48"/>
               <w:sz w:val="14"/>
               <w:szCs w:val="14"/>
             </w:rPr>
@@ -1953,19 +1953,19 @@
           <w:r>
             <w:rPr>
               <w:rFonts w:ascii="Source Sans 3" w:cs="Source Sans 3" w:eastAsia="Source Sans 3" w:hAnsi="Source Sans 3"/>
-              <w:color w:val="5A646E"/>
-              <w:sz w:val="15"/>
-              <w:szCs w:val="15"/>
+              <w:color w:val="22282F"/>
+              <w:sz w:val="16"/>
+              <w:szCs w:val="16"/>
             </w:rPr>
             <w:t xml:space="preserve">   </w:t>
           </w:r>
-          <w:hyperlink w:history="1" r:id="rId2lm0la5mezya2lq3ngxhl">
+          <w:hyperlink w:history="1" r:id="rIdb-llwqr-vsuxclmtn7jjx">
             <w:r>
               <w:rPr>
                 <w:rFonts w:ascii="Source Sans 3" w:cs="Source Sans 3" w:eastAsia="Source Sans 3" w:hAnsi="Source Sans 3"/>
-                <w:color w:val="5A646E"/>
-                <w:sz w:val="15"/>
-                <w:szCs w:val="15"/>
+                <w:color w:val="22282F"/>
+                <w:sz w:val="16"/>
+                <w:szCs w:val="16"/>
               </w:rPr>
               <w:t xml:space="preserve">info@aurisnexus.co.za</w:t>
             </w:r>
@@ -1979,7 +1979,7 @@
           <w:r>
             <w:rPr>
               <w:rFonts w:ascii="Saira SemiBold" w:cs="Saira SemiBold" w:eastAsia="Saira SemiBold" w:hAnsi="Saira SemiBold"/>
-              <w:color w:val="0B5E9A"/>
+              <w:color w:val="001A48"/>
               <w:sz w:val="14"/>
               <w:szCs w:val="14"/>
             </w:rPr>
@@ -1988,19 +1988,19 @@
           <w:r>
             <w:rPr>
               <w:rFonts w:ascii="Source Sans 3" w:cs="Source Sans 3" w:eastAsia="Source Sans 3" w:hAnsi="Source Sans 3"/>
-              <w:color w:val="5A646E"/>
-              <w:sz w:val="15"/>
-              <w:szCs w:val="15"/>
+              <w:color w:val="22282F"/>
+              <w:sz w:val="16"/>
+              <w:szCs w:val="16"/>
             </w:rPr>
             <w:t xml:space="preserve">   </w:t>
           </w:r>
-          <w:hyperlink w:history="1" r:id="rIdyeuw9wwid8sudvjhlyw_y">
+          <w:hyperlink w:history="1" r:id="rIdzc2jjuchakurvqmoeg4aa">
             <w:r>
               <w:rPr>
                 <w:rFonts w:ascii="Source Sans 3" w:cs="Source Sans 3" w:eastAsia="Source Sans 3" w:hAnsi="Source Sans 3"/>
-                <w:color w:val="5A646E"/>
-                <w:sz w:val="15"/>
-                <w:szCs w:val="15"/>
+                <w:color w:val="22282F"/>
+                <w:sz w:val="16"/>
+                <w:szCs w:val="16"/>
               </w:rPr>
               <w:t xml:space="preserve">aurisnexus.co.za</w:t>
             </w:r>
@@ -2033,18 +2033,18 @@
           <w:r>
             <w:rPr>
               <w:rFonts w:ascii="Source Sans 3" w:cs="Source Sans 3" w:eastAsia="Source Sans 3" w:hAnsi="Source Sans 3"/>
-              <w:color w:val="5A646E"/>
-              <w:sz w:val="15"/>
-              <w:szCs w:val="15"/>
+              <w:color w:val="22282F"/>
+              <w:sz w:val="16"/>
+              <w:szCs w:val="16"/>
             </w:rPr>
             <w:t xml:space="preserve">Page </w:t>
           </w:r>
           <w:r>
             <w:rPr>
               <w:rFonts w:ascii="Source Sans 3" w:cs="Source Sans 3" w:eastAsia="Source Sans 3" w:hAnsi="Source Sans 3"/>
-              <w:color w:val="5A646E"/>
-              <w:sz w:val="15"/>
-              <w:szCs w:val="15"/>
+              <w:color w:val="22282F"/>
+              <w:sz w:val="16"/>
+              <w:szCs w:val="16"/>
             </w:rPr>
             <w:fldChar w:fldCharType="begin"/>
             <w:instrText xml:space="preserve">PAGE</w:instrText>
@@ -2054,18 +2054,18 @@
           <w:r>
             <w:rPr>
               <w:rFonts w:ascii="Source Sans 3" w:cs="Source Sans 3" w:eastAsia="Source Sans 3" w:hAnsi="Source Sans 3"/>
-              <w:color w:val="5A646E"/>
-              <w:sz w:val="15"/>
-              <w:szCs w:val="15"/>
+              <w:color w:val="22282F"/>
+              <w:sz w:val="16"/>
+              <w:szCs w:val="16"/>
             </w:rPr>
             <w:t xml:space="preserve"> of </w:t>
           </w:r>
           <w:r>
             <w:rPr>
               <w:rFonts w:ascii="Source Sans 3" w:cs="Source Sans 3" w:eastAsia="Source Sans 3" w:hAnsi="Source Sans 3"/>
-              <w:color w:val="5A646E"/>
-              <w:sz w:val="15"/>
-              <w:szCs w:val="15"/>
+              <w:color w:val="22282F"/>
+              <w:sz w:val="16"/>
+              <w:szCs w:val="16"/>
             </w:rPr>
             <w:fldChar w:fldCharType="begin"/>
             <w:instrText xml:space="preserve">NUMPAGES</w:instrText>
@@ -2270,9 +2270,9 @@
           <w:r>
             <w:rPr>
               <w:rFonts w:ascii="Source Sans 3" w:cs="Source Sans 3" w:eastAsia="Source Sans 3" w:hAnsi="Source Sans 3"/>
-              <w:color w:val="5A646E"/>
-              <w:sz w:val="15"/>
-              <w:szCs w:val="15"/>
+              <w:color w:val="22282F"/>
+              <w:sz w:val="16"/>
+              <w:szCs w:val="16"/>
             </w:rPr>
             <w:t xml:space="preserve">Our ref: </w:t>
           </w:r>
@@ -2280,8 +2280,8 @@
             <w:rPr>
               <w:rFonts w:ascii="Source Sans 3" w:cs="Source Sans 3" w:eastAsia="Source Sans 3" w:hAnsi="Source Sans 3"/>
               <w:color w:val="22282F"/>
-              <w:sz w:val="15"/>
-              <w:szCs w:val="15"/>
+              <w:sz w:val="16"/>
+              <w:szCs w:val="16"/>
             </w:rPr>
             <w:t xml:space="preserve">AN/2026/[No.]</w:t>
           </w:r>
@@ -2480,9 +2480,9 @@
           <w:r>
             <w:rPr>
               <w:rFonts w:ascii="Source Sans 3" w:cs="Source Sans 3" w:eastAsia="Source Sans 3" w:hAnsi="Source Sans 3"/>
-              <w:color w:val="5A646E"/>
-              <w:sz w:val="15"/>
-              <w:szCs w:val="15"/>
+              <w:color w:val="22282F"/>
+              <w:sz w:val="16"/>
+              <w:szCs w:val="16"/>
             </w:rPr>
             <w:t xml:space="preserve">Registration No. 2026/606690/07</w:t>
           </w:r>
@@ -2490,17 +2490,17 @@
             <w:rPr>
               <w:rFonts w:ascii="Source Sans 3" w:cs="Source Sans 3" w:eastAsia="Source Sans 3" w:hAnsi="Source Sans 3"/>
               <w:color w:val="BDC1C5"/>
-              <w:sz w:val="15"/>
-              <w:szCs w:val="15"/>
+              <w:sz w:val="16"/>
+              <w:szCs w:val="16"/>
             </w:rPr>
             <w:t xml:space="preserve">   |   </w:t>
           </w:r>
           <w:r>
             <w:rPr>
               <w:rFonts w:ascii="Source Sans 3" w:cs="Source Sans 3" w:eastAsia="Source Sans 3" w:hAnsi="Source Sans 3"/>
-              <w:color w:val="5A646E"/>
-              <w:sz w:val="15"/>
-              <w:szCs w:val="15"/>
+              <w:color w:val="22282F"/>
+              <w:sz w:val="16"/>
+              <w:szCs w:val="16"/>
             </w:rPr>
             <w:t xml:space="preserve">B-BBEE Level 1</w:t>
           </w:r>

--- a/12_Letterhead/03_Sample-Letters/AurisNexus_Sample_Formal_Bid-Clarification-Letter.docx
+++ b/12_Letterhead/03_Sample-Letters/AurisNexus_Sample_Formal_Bid-Clarification-Letter.docx
@@ -310,6 +310,8 @@
     <w:p>
       <w:pPr>
         <w:pStyle w:val="Heading1"/>
+        <w:keepNext/>
+        <w:keepLines/>
         <w:numPr>
           <w:ilvl w:val="0"/>
           <w:numId w:val="2"/>
@@ -327,6 +329,8 @@
     <w:p>
       <w:pPr>
         <w:pStyle w:val="Heading1"/>
+        <w:keepNext/>
+        <w:keepLines/>
         <w:numPr>
           <w:ilvl w:val="0"/>
           <w:numId w:val="2"/>
@@ -630,7 +634,7 @@
               <w:pStyle w:val="TableText"/>
             </w:pPr>
             <w:r>
-              <w:t xml:space="preserve">Registered address</w:t>
+              <w:t xml:space="preserve">CSD supplier number</w:t>
             </w:r>
           </w:p>
         </w:tc>
@@ -657,7 +661,7 @@
               <w:pStyle w:val="TableText"/>
             </w:pPr>
             <w:r>
-              <w:t xml:space="preserve">140 Linden Road, Sandown, Sandton, Gauteng, South Africa</w:t>
+              <w:t xml:space="preserve">R0341462686</w:t>
             </w:r>
           </w:p>
         </w:tc>
@@ -688,7 +692,7 @@
               <w:pStyle w:val="TableText"/>
             </w:pPr>
             <w:r>
-              <w:t xml:space="preserve">Telephone</w:t>
+              <w:t xml:space="preserve">Registered address</w:t>
             </w:r>
           </w:p>
         </w:tc>
@@ -714,7 +718,7 @@
               <w:pStyle w:val="TableText"/>
             </w:pPr>
             <w:r>
-              <w:t xml:space="preserve">063 122 6552</w:t>
+              <w:t xml:space="preserve">140 Linden Road, Sandown, Sandton, Gauteng, South Africa</w:t>
             </w:r>
           </w:p>
         </w:tc>
@@ -746,7 +750,7 @@
               <w:pStyle w:val="TableText"/>
             </w:pPr>
             <w:r>
-              <w:t xml:space="preserve">Email</w:t>
+              <w:t xml:space="preserve">Telephone</w:t>
             </w:r>
           </w:p>
         </w:tc>
@@ -773,7 +777,7 @@
               <w:pStyle w:val="TableText"/>
             </w:pPr>
             <w:r>
-              <w:t xml:space="preserve">info@aurisnexus.co.za</w:t>
+              <w:t xml:space="preserve">063 122 6552</w:t>
             </w:r>
           </w:p>
         </w:tc>
@@ -804,6 +808,64 @@
               <w:pStyle w:val="TableText"/>
             </w:pPr>
             <w:r>
+              <w:t xml:space="preserve">Email</w:t>
+            </w:r>
+          </w:p>
+        </w:tc>
+        <w:tc>
+          <w:tcPr>
+            <w:tcW w:type="dxa" w:w="6123"/>
+            <w:tcBorders>
+              <w:top w:val="none" w:color="FFFFFF" w:sz="0"/>
+              <w:left w:val="none" w:color="FFFFFF" w:sz="0"/>
+              <w:bottom w:val="single" w:color="BDC1C5" w:sz="4"/>
+              <w:right w:val="none" w:color="FFFFFF" w:sz="0"/>
+            </w:tcBorders>
+            <w:tcMar>
+              <w:top w:type="dxa" w:w="85"/>
+              <w:left w:type="dxa" w:w="113"/>
+              <w:bottom w:type="dxa" w:w="85"/>
+              <w:right w:type="dxa" w:w="113"/>
+            </w:tcMar>
+            <w:vAlign w:val="top"/>
+          </w:tcPr>
+          <w:p>
+            <w:pPr>
+              <w:pStyle w:val="TableText"/>
+            </w:pPr>
+            <w:r>
+              <w:t xml:space="preserve">info@aurisnexus.co.za</w:t>
+            </w:r>
+          </w:p>
+        </w:tc>
+      </w:tr>
+      <w:tr>
+        <w:trPr>
+          <w:cantSplit/>
+        </w:trPr>
+        <w:tc>
+          <w:tcPr>
+            <w:tcW w:type="dxa" w:w="3515"/>
+            <w:tcBorders>
+              <w:top w:val="none" w:color="FFFFFF" w:sz="0"/>
+              <w:left w:val="none" w:color="FFFFFF" w:sz="0"/>
+              <w:bottom w:val="single" w:color="BDC1C5" w:sz="4"/>
+              <w:right w:val="none" w:color="FFFFFF" w:sz="0"/>
+            </w:tcBorders>
+            <w:shd w:fill="F2F5F6" w:color="auto" w:val="clear"/>
+            <w:tcMar>
+              <w:top w:type="dxa" w:w="85"/>
+              <w:left w:type="dxa" w:w="113"/>
+              <w:bottom w:type="dxa" w:w="85"/>
+              <w:right w:type="dxa" w:w="113"/>
+            </w:tcMar>
+            <w:vAlign w:val="top"/>
+          </w:tcPr>
+          <w:p>
+            <w:pPr>
+              <w:pStyle w:val="TableText"/>
+            </w:pPr>
+            <w:r>
               <w:t xml:space="preserve">Website</w:t>
             </w:r>
           </w:p>
@@ -817,6 +879,7 @@
               <w:bottom w:val="single" w:color="BDC1C5" w:sz="4"/>
               <w:right w:val="none" w:color="FFFFFF" w:sz="0"/>
             </w:tcBorders>
+            <w:shd w:fill="F2F5F6" w:color="auto" w:val="clear"/>
             <w:tcMar>
               <w:top w:type="dxa" w:w="85"/>
               <w:left w:type="dxa" w:w="113"/>
@@ -838,12 +901,9 @@
     </w:tbl>
     <w:p>
       <w:pPr>
-        <w:spacing w:after="120" w:before="0" w:line="120" w:lineRule="exact"/>
-      </w:pPr>
-    </w:p>
-    <w:p>
-      <w:pPr>
         <w:pStyle w:val="Heading1"/>
+        <w:keepNext/>
+        <w:keepLines/>
         <w:numPr>
           <w:ilvl w:val="0"/>
           <w:numId w:val="2"/>
@@ -1402,12 +1462,9 @@
     </w:tbl>
     <w:p>
       <w:pPr>
-        <w:spacing w:after="120" w:before="0" w:line="120" w:lineRule="exact"/>
-      </w:pPr>
-    </w:p>
-    <w:p>
-      <w:pPr>
         <w:pStyle w:val="Heading1"/>
+        <w:keepNext/>
+        <w:keepLines/>
         <w:numPr>
           <w:ilvl w:val="0"/>
           <w:numId w:val="2"/>
@@ -1462,6 +1519,8 @@
     <w:p>
       <w:pPr>
         <w:pStyle w:val="Heading1"/>
+        <w:keepNext/>
+        <w:keepLines/>
         <w:numPr>
           <w:ilvl w:val="0"/>
           <w:numId w:val="2"/>
@@ -1820,6 +1879,21 @@
             <w:t xml:space="preserve">B-BBEE Level 1</w:t>
           </w:r>
         </w:p>
+        <w:p>
+          <w:pPr>
+            <w:pStyle w:val="Footer"/>
+            <w:spacing w:after="0" w:before="0" w:line="200" w:lineRule="exact"/>
+          </w:pPr>
+          <w:r>
+            <w:rPr>
+              <w:rFonts w:ascii="Source Sans 3" w:cs="Source Sans 3" w:eastAsia="Source Sans 3" w:hAnsi="Source Sans 3"/>
+              <w:color w:val="22282F"/>
+              <w:sz w:val="16"/>
+              <w:szCs w:val="16"/>
+            </w:rPr>
+            <w:t xml:space="preserve">CSD Supplier No. R0341462686</w:t>
+          </w:r>
+        </w:p>
       </w:tc>
       <w:tc>
         <w:tcPr>
@@ -1924,7 +1998,7 @@
             </w:rPr>
             <w:t xml:space="preserve">   </w:t>
           </w:r>
-          <w:hyperlink w:history="1" r:id="rIdgxc9ykdiiqo-jct_cawbg">
+          <w:hyperlink w:history="1" r:id="rIdvq6ntga25iifcg2hksci2">
             <w:r>
               <w:rPr>
                 <w:rFonts w:ascii="Source Sans 3" w:cs="Source Sans 3" w:eastAsia="Source Sans 3" w:hAnsi="Source Sans 3"/>
@@ -1959,7 +2033,7 @@
             </w:rPr>
             <w:t xml:space="preserve">   </w:t>
           </w:r>
-          <w:hyperlink w:history="1" r:id="rIdb-llwqr-vsuxclmtn7jjx">
+          <w:hyperlink w:history="1" r:id="rIdeascpb4bjdi7bkoom7o9g">
             <w:r>
               <w:rPr>
                 <w:rFonts w:ascii="Source Sans 3" w:cs="Source Sans 3" w:eastAsia="Source Sans 3" w:hAnsi="Source Sans 3"/>
@@ -1994,7 +2068,7 @@
             </w:rPr>
             <w:t xml:space="preserve">   </w:t>
           </w:r>
-          <w:hyperlink w:history="1" r:id="rIdzc2jjuchakurvqmoeg4aa">
+          <w:hyperlink w:history="1" r:id="rIdhpdlzqanvwnqlqhoq97dv">
             <w:r>
               <w:rPr>
                 <w:rFonts w:ascii="Source Sans 3" w:cs="Source Sans 3" w:eastAsia="Source Sans 3" w:hAnsi="Source Sans 3"/>
@@ -2760,205 +2834,6 @@
     <w:basedOn w:val="Normal"/>
     <w:next w:val="Normal"/>
     <w:qFormat/>
-    <w:rPr>
-      <w:color w:val="2E74B5"/>
-      <w:sz w:val="32"/>
-      <w:szCs w:val="32"/>
-    </w:rPr>
-  </w:style>
-  <w:style w:type="paragraph" w:styleId="Heading2">
-    <w:name w:val="Heading 2"/>
-    <w:basedOn w:val="Normal"/>
-    <w:next w:val="Normal"/>
-    <w:qFormat/>
-    <w:rPr>
-      <w:color w:val="2E74B5"/>
-      <w:sz w:val="26"/>
-      <w:szCs w:val="26"/>
-    </w:rPr>
-  </w:style>
-  <w:style w:type="paragraph" w:styleId="Heading3">
-    <w:name w:val="Heading 3"/>
-    <w:basedOn w:val="Normal"/>
-    <w:next w:val="Normal"/>
-    <w:qFormat/>
-    <w:rPr>
-      <w:color w:val="1F4D78"/>
-      <w:sz w:val="24"/>
-      <w:szCs w:val="24"/>
-    </w:rPr>
-  </w:style>
-  <w:style w:type="paragraph" w:styleId="Heading4">
-    <w:name w:val="Heading 4"/>
-    <w:basedOn w:val="Normal"/>
-    <w:next w:val="Normal"/>
-    <w:qFormat/>
-    <w:rPr>
-      <w:i/>
-      <w:iCs/>
-      <w:color w:val="2E74B5"/>
-    </w:rPr>
-  </w:style>
-  <w:style w:type="paragraph" w:styleId="Heading5">
-    <w:name w:val="Heading 5"/>
-    <w:basedOn w:val="Normal"/>
-    <w:next w:val="Normal"/>
-    <w:qFormat/>
-    <w:rPr>
-      <w:color w:val="2E74B5"/>
-    </w:rPr>
-  </w:style>
-  <w:style w:type="paragraph" w:styleId="Heading6">
-    <w:name w:val="Heading 6"/>
-    <w:basedOn w:val="Normal"/>
-    <w:next w:val="Normal"/>
-    <w:qFormat/>
-    <w:rPr>
-      <w:color w:val="1F4D78"/>
-    </w:rPr>
-  </w:style>
-  <w:style w:type="paragraph" w:styleId="Strong">
-    <w:name w:val="Strong"/>
-    <w:basedOn w:val="Normal"/>
-    <w:next w:val="Normal"/>
-    <w:qFormat/>
-    <w:rPr>
-      <w:b/>
-      <w:bCs/>
-    </w:rPr>
-  </w:style>
-  <w:style w:type="paragraph" w:styleId="ListParagraph">
-    <w:name w:val="List Paragraph"/>
-    <w:basedOn w:val="Normal"/>
-    <w:qFormat/>
-  </w:style>
-  <w:style w:type="character" w:styleId="Hyperlink">
-    <w:name w:val="Hyperlink"/>
-    <w:basedOn w:val="DefaultParagraphFont"/>
-    <w:uiPriority w:val="99"/>
-    <w:unhideWhenUsed/>
-    <w:rPr>
-      <w:color w:val="0B5E9A"/>
-      <w:u w:val="single" w:color="0B5E9A"/>
-    </w:rPr>
-  </w:style>
-  <w:style w:type="character" w:styleId="FootnoteReference">
-    <w:name w:val="footnote reference"/>
-    <w:basedOn w:val="DefaultParagraphFont"/>
-    <w:uiPriority w:val="99"/>
-    <w:semiHidden/>
-    <w:unhideWhenUsed/>
-    <w:rPr>
-      <w:vertAlign w:val="superscript"/>
-    </w:rPr>
-  </w:style>
-  <w:style w:type="paragraph" w:styleId="FootnoteText">
-    <w:name w:val="footnote text"/>
-    <w:basedOn w:val="Normal"/>
-    <w:link w:val="FootnoteTextChar"/>
-    <w:uiPriority w:val="99"/>
-    <w:semiHidden/>
-    <w:unhideWhenUsed/>
-    <w:pPr>
-      <w:spacing w:after="0" w:line="240" w:lineRule="auto"/>
-    </w:pPr>
-    <w:rPr>
-      <w:sz w:val="20"/>
-      <w:szCs w:val="20"/>
-    </w:rPr>
-  </w:style>
-  <w:style w:type="character" w:styleId="FootnoteTextChar">
-    <w:name w:val="Footnote Text Char"/>
-    <w:basedOn w:val="DefaultParagraphFont"/>
-    <w:link w:val="FootnoteText"/>
-    <w:uiPriority w:val="99"/>
-    <w:semiHidden/>
-    <w:unhideWhenUsed/>
-    <w:rPr>
-      <w:sz w:val="20"/>
-      <w:szCs w:val="20"/>
-    </w:rPr>
-  </w:style>
-  <w:style w:type="character" w:styleId="EndnoteReference">
-    <w:name w:val="endnote reference"/>
-    <w:basedOn w:val="DefaultParagraphFont"/>
-    <w:uiPriority w:val="99"/>
-    <w:semiHidden/>
-    <w:unhideWhenUsed/>
-    <w:rPr>
-      <w:vertAlign w:val="superscript"/>
-    </w:rPr>
-  </w:style>
-  <w:style w:type="paragraph" w:styleId="EndnoteText">
-    <w:name w:val="endnote text"/>
-    <w:basedOn w:val="Normal"/>
-    <w:link w:val="EndnoteTextChar"/>
-    <w:uiPriority w:val="99"/>
-    <w:semiHidden/>
-    <w:unhideWhenUsed/>
-    <w:pPr>
-      <w:spacing w:after="0" w:line="240" w:lineRule="auto"/>
-    </w:pPr>
-    <w:rPr>
-      <w:sz w:val="20"/>
-      <w:szCs w:val="20"/>
-    </w:rPr>
-  </w:style>
-  <w:style w:type="character" w:styleId="EndnoteTextChar">
-    <w:name w:val="Endnote Text Char"/>
-    <w:basedOn w:val="DefaultParagraphFont"/>
-    <w:link w:val="EndnoteText"/>
-    <w:uiPriority w:val="99"/>
-    <w:semiHidden/>
-    <w:unhideWhenUsed/>
-    <w:rPr>
-      <w:sz w:val="20"/>
-      <w:szCs w:val="20"/>
-    </w:rPr>
-  </w:style>
-  <w:style w:type="paragraph" w:styleId="Normal">
-    <w:name w:val="Normal"/>
-    <w:qFormat/>
-    <w:pPr>
-      <w:widowControl/>
-      <w:spacing w:after="150" w:before="0" w:line="290" w:lineRule="auto"/>
-    </w:pPr>
-    <w:rPr>
-      <w:rFonts w:ascii="Source Sans 3" w:cs="Source Sans 3" w:eastAsia="Source Sans 3" w:hAnsi="Source Sans 3"/>
-      <w:color w:val="22282F"/>
-      <w:sz w:val="21"/>
-      <w:szCs w:val="21"/>
-    </w:rPr>
-  </w:style>
-  <w:style w:type="paragraph" w:styleId="Header">
-    <w:name w:val="header"/>
-    <w:basedOn w:val="Normal"/>
-    <w:pPr>
-      <w:spacing w:after="0"/>
-    </w:pPr>
-    <w:rPr>
-      <w:color w:val="5A646E"/>
-      <w:sz w:val="15"/>
-      <w:szCs w:val="15"/>
-    </w:rPr>
-  </w:style>
-  <w:style w:type="paragraph" w:styleId="Footer">
-    <w:name w:val="footer"/>
-    <w:basedOn w:val="Normal"/>
-    <w:pPr>
-      <w:spacing w:after="0"/>
-    </w:pPr>
-    <w:rPr>
-      <w:color w:val="5A646E"/>
-      <w:sz w:val="15"/>
-      <w:szCs w:val="15"/>
-    </w:rPr>
-  </w:style>
-  <w:style w:type="paragraph" w:styleId="Heading1">
-    <w:name w:val="Heading 1"/>
-    <w:basedOn w:val="Normal"/>
-    <w:next w:val="Normal"/>
-    <w:qFormat/>
     <w:pPr>
       <w:keepNext/>
       <w:keepLines/>
@@ -2993,6 +2868,183 @@
       <w:szCs w:val="21"/>
     </w:rPr>
   </w:style>
+  <w:style w:type="paragraph" w:styleId="Heading3">
+    <w:name w:val="Heading 3"/>
+    <w:basedOn w:val="Normal"/>
+    <w:next w:val="Normal"/>
+    <w:qFormat/>
+    <w:rPr>
+      <w:color w:val="1F4D78"/>
+      <w:sz w:val="24"/>
+      <w:szCs w:val="24"/>
+    </w:rPr>
+  </w:style>
+  <w:style w:type="paragraph" w:styleId="Heading4">
+    <w:name w:val="Heading 4"/>
+    <w:basedOn w:val="Normal"/>
+    <w:next w:val="Normal"/>
+    <w:qFormat/>
+    <w:rPr>
+      <w:i/>
+      <w:iCs/>
+      <w:color w:val="2E74B5"/>
+    </w:rPr>
+  </w:style>
+  <w:style w:type="paragraph" w:styleId="Heading5">
+    <w:name w:val="Heading 5"/>
+    <w:basedOn w:val="Normal"/>
+    <w:next w:val="Normal"/>
+    <w:qFormat/>
+    <w:rPr>
+      <w:color w:val="2E74B5"/>
+    </w:rPr>
+  </w:style>
+  <w:style w:type="paragraph" w:styleId="Heading6">
+    <w:name w:val="Heading 6"/>
+    <w:basedOn w:val="Normal"/>
+    <w:next w:val="Normal"/>
+    <w:qFormat/>
+    <w:rPr>
+      <w:color w:val="1F4D78"/>
+    </w:rPr>
+  </w:style>
+  <w:style w:type="paragraph" w:styleId="Strong">
+    <w:name w:val="Strong"/>
+    <w:basedOn w:val="Normal"/>
+    <w:next w:val="Normal"/>
+    <w:qFormat/>
+    <w:rPr>
+      <w:b/>
+      <w:bCs/>
+    </w:rPr>
+  </w:style>
+  <w:style w:type="paragraph" w:styleId="ListParagraph">
+    <w:name w:val="List Paragraph"/>
+    <w:basedOn w:val="Normal"/>
+    <w:qFormat/>
+  </w:style>
+  <w:style w:type="character" w:styleId="Hyperlink">
+    <w:name w:val="Hyperlink"/>
+    <w:basedOn w:val="DefaultParagraphFont"/>
+    <w:uiPriority w:val="99"/>
+    <w:unhideWhenUsed/>
+    <w:rPr>
+      <w:color w:val="0B5E9A"/>
+      <w:u w:val="single" w:color="0B5E9A"/>
+    </w:rPr>
+  </w:style>
+  <w:style w:type="character" w:styleId="FootnoteReference">
+    <w:name w:val="footnote reference"/>
+    <w:basedOn w:val="DefaultParagraphFont"/>
+    <w:uiPriority w:val="99"/>
+    <w:semiHidden/>
+    <w:unhideWhenUsed/>
+    <w:rPr>
+      <w:vertAlign w:val="superscript"/>
+    </w:rPr>
+  </w:style>
+  <w:style w:type="paragraph" w:styleId="FootnoteText">
+    <w:name w:val="footnote text"/>
+    <w:basedOn w:val="Normal"/>
+    <w:link w:val="FootnoteTextChar"/>
+    <w:uiPriority w:val="99"/>
+    <w:semiHidden/>
+    <w:unhideWhenUsed/>
+    <w:pPr>
+      <w:spacing w:after="0" w:line="240" w:lineRule="auto"/>
+    </w:pPr>
+    <w:rPr>
+      <w:sz w:val="20"/>
+      <w:szCs w:val="20"/>
+    </w:rPr>
+  </w:style>
+  <w:style w:type="character" w:styleId="FootnoteTextChar">
+    <w:name w:val="Footnote Text Char"/>
+    <w:basedOn w:val="DefaultParagraphFont"/>
+    <w:link w:val="FootnoteText"/>
+    <w:uiPriority w:val="99"/>
+    <w:semiHidden/>
+    <w:unhideWhenUsed/>
+    <w:rPr>
+      <w:sz w:val="20"/>
+      <w:szCs w:val="20"/>
+    </w:rPr>
+  </w:style>
+  <w:style w:type="character" w:styleId="EndnoteReference">
+    <w:name w:val="endnote reference"/>
+    <w:basedOn w:val="DefaultParagraphFont"/>
+    <w:uiPriority w:val="99"/>
+    <w:semiHidden/>
+    <w:unhideWhenUsed/>
+    <w:rPr>
+      <w:vertAlign w:val="superscript"/>
+    </w:rPr>
+  </w:style>
+  <w:style w:type="paragraph" w:styleId="EndnoteText">
+    <w:name w:val="endnote text"/>
+    <w:basedOn w:val="Normal"/>
+    <w:link w:val="EndnoteTextChar"/>
+    <w:uiPriority w:val="99"/>
+    <w:semiHidden/>
+    <w:unhideWhenUsed/>
+    <w:pPr>
+      <w:spacing w:after="0" w:line="240" w:lineRule="auto"/>
+    </w:pPr>
+    <w:rPr>
+      <w:sz w:val="20"/>
+      <w:szCs w:val="20"/>
+    </w:rPr>
+  </w:style>
+  <w:style w:type="character" w:styleId="EndnoteTextChar">
+    <w:name w:val="Endnote Text Char"/>
+    <w:basedOn w:val="DefaultParagraphFont"/>
+    <w:link w:val="EndnoteText"/>
+    <w:uiPriority w:val="99"/>
+    <w:semiHidden/>
+    <w:unhideWhenUsed/>
+    <w:rPr>
+      <w:sz w:val="20"/>
+      <w:szCs w:val="20"/>
+    </w:rPr>
+  </w:style>
+  <w:style w:type="paragraph" w:styleId="Normal">
+    <w:name w:val="Normal"/>
+    <w:qFormat/>
+    <w:pPr>
+      <w:widowControl/>
+      <w:spacing w:after="150" w:before="0" w:line="290" w:lineRule="auto"/>
+    </w:pPr>
+    <w:rPr>
+      <w:rFonts w:ascii="Source Sans 3" w:cs="Source Sans 3" w:eastAsia="Source Sans 3" w:hAnsi="Source Sans 3"/>
+      <w:color w:val="22282F"/>
+      <w:sz w:val="21"/>
+      <w:szCs w:val="21"/>
+    </w:rPr>
+  </w:style>
+  <w:style w:type="paragraph" w:styleId="Header">
+    <w:name w:val="header"/>
+    <w:basedOn w:val="Normal"/>
+    <w:pPr>
+      <w:spacing w:after="0"/>
+    </w:pPr>
+    <w:rPr>
+      <w:color w:val="5A646E"/>
+      <w:sz w:val="15"/>
+      <w:szCs w:val="15"/>
+    </w:rPr>
+  </w:style>
+  <w:style w:type="paragraph" w:styleId="Footer">
+    <w:name w:val="footer"/>
+    <w:basedOn w:val="Normal"/>
+    <w:pPr>
+      <w:spacing w:after="0"/>
+    </w:pPr>
+    <w:rPr>
+      <w:color w:val="5A646E"/>
+      <w:sz w:val="15"/>
+      <w:szCs w:val="15"/>
+    </w:rPr>
+  </w:style>
   <w:style w:type="paragraph" w:styleId="LetterDate">
     <w:name w:val="Letter Date"/>
     <w:basedOn w:val="Normal"/>
